--- a/TestWord_1/F_7_Г готелі.docx
+++ b/TestWord_1/F_7_Г готелі.docx
@@ -532,8 +532,8 @@
           <w:rPr>
             <w:b/>
           </w:rPr>
-          <w:alias w:val="СstName"/>
-          <w:tag w:val="СstName"/>
+          <w:alias w:val="CstName"/>
+          <w:tag w:val="CstName"/>
           <w:id w:val="-1231681317"/>
           <w:placeholder>
             <w:docPart w:val="C623A1FE35CF407996F05580485E0FE7"/>
@@ -4590,8 +4590,8 @@
                 <w:szCs w:val="18"/>
                 <w:lang w:val="uk-UA"/>
               </w:rPr>
-              <w:alias w:val="СstName"/>
-              <w:tag w:val="СstName"/>
+              <w:alias w:val="CstName"/>
+              <w:tag w:val="CstName"/>
               <w:id w:val="-1228224575"/>
               <w:placeholder>
                 <w:docPart w:val="8B9819EEB9FB46B1B4074FF778059796"/>
@@ -4663,8 +4663,8 @@
                   <w:szCs w:val="20"/>
                   <w:lang w:val="uk-UA"/>
                 </w:rPr>
-                <w:alias w:val="СstLegalAddress"/>
-                <w:tag w:val="СstLegalAddress"/>
+                <w:alias w:val="CstLegalAddress"/>
+                <w:tag w:val="CstLegalAddress"/>
                 <w:id w:val="-1123232262"/>
                 <w:placeholder>
                   <w:docPart w:val="8B9819EEB9FB46B1B4074FF778059796"/>
@@ -4710,8 +4710,8 @@
                   <w:szCs w:val="20"/>
                   <w:lang w:val="uk-UA"/>
                 </w:rPr>
-                <w:alias w:val="СstResidentialAddress"/>
-                <w:tag w:val="СstResidentialAddress"/>
+                <w:alias w:val="CstResidentialAddress"/>
+                <w:tag w:val="CstResidentialAddress"/>
                 <w:id w:val="913060054"/>
                 <w:placeholder>
                   <w:docPart w:val="8B9819EEB9FB46B1B4074FF778059796"/>
@@ -4761,8 +4761,8 @@
                   <w:szCs w:val="18"/>
                   <w:lang w:val="uk-UA"/>
                 </w:rPr>
-                <w:alias w:val="СstCorrespAddress"/>
-                <w:tag w:val="СstCorrespAddress"/>
+                <w:alias w:val="CstCorrespAddress"/>
+                <w:tag w:val="CstCorrespAddress"/>
                 <w:id w:val="-1538501407"/>
                 <w:placeholder>
                   <w:docPart w:val="8B9819EEB9FB46B1B4074FF778059796"/>
@@ -4844,8 +4844,8 @@
                   <w:szCs w:val="18"/>
                   <w:lang w:val="uk-UA"/>
                 </w:rPr>
-                <w:alias w:val="СstEDRPOU"/>
-                <w:tag w:val="СstEDRPOU"/>
+                <w:alias w:val="CstEDRPOU"/>
+                <w:tag w:val="CstEDRPOU"/>
                 <w:id w:val="2021500084"/>
                 <w:placeholder>
                   <w:docPart w:val="8B9819EEB9FB46B1B4074FF778059796"/>
@@ -4894,8 +4894,8 @@
                   <w:szCs w:val="18"/>
                   <w:lang w:val="uk-UA"/>
                 </w:rPr>
-                <w:alias w:val="СstBankName"/>
-                <w:tag w:val="СstBankName"/>
+                <w:alias w:val="CstBankName"/>
+                <w:tag w:val="CstBankName"/>
                 <w:id w:val="-607960347"/>
                 <w:placeholder>
                   <w:docPart w:val="8B9819EEB9FB46B1B4074FF778059796"/>
@@ -4944,8 +4944,8 @@
                   <w:szCs w:val="18"/>
                   <w:lang w:val="uk-UA"/>
                 </w:rPr>
-                <w:alias w:val="СstBankMFO"/>
-                <w:tag w:val="СstBankMFO"/>
+                <w:alias w:val="CstBankMFO"/>
+                <w:tag w:val="CstBankMFO"/>
                 <w:id w:val="598061086"/>
                 <w:placeholder>
                   <w:docPart w:val="8B9819EEB9FB46B1B4074FF778059796"/>
@@ -5003,8 +5003,8 @@
                   <w:szCs w:val="20"/>
                   <w:lang w:val="uk-UA"/>
                 </w:rPr>
-                <w:alias w:val="СstAcc"/>
-                <w:tag w:val="СstAcc"/>
+                <w:alias w:val="CstAcc"/>
+                <w:tag w:val="CstAcc"/>
                 <w:id w:val="-1767922333"/>
                 <w:placeholder>
                   <w:docPart w:val="869C36EED50E4A76BE83DAE3BBA15673"/>
@@ -5062,8 +5062,8 @@
                   <w:szCs w:val="20"/>
                   <w:lang w:val="uk-UA"/>
                 </w:rPr>
-                <w:alias w:val="СstRegNumber"/>
-                <w:tag w:val="СstRegNumber"/>
+                <w:alias w:val="CstRegNumber"/>
+                <w:tag w:val="CstRegNumber"/>
                 <w:id w:val="-1794891208"/>
                 <w:placeholder>
                   <w:docPart w:val="C9702E97D3FA44278E10A5275E1B2B27"/>
@@ -5125,8 +5125,8 @@
                   <w:szCs w:val="16"/>
                   <w:lang w:val="uk-UA"/>
                 </w:rPr>
-                <w:alias w:val="СstRegData"/>
-                <w:tag w:val="СstRegData"/>
+                <w:alias w:val="CstRegData"/>
+                <w:tag w:val="CstRegData"/>
                 <w:id w:val="1267500302"/>
                 <w:placeholder>
                   <w:docPart w:val="C9702E97D3FA44278E10A5275E1B2B27"/>
@@ -5214,8 +5214,8 @@
                   <w:szCs w:val="20"/>
                   <w:lang w:val="uk-UA"/>
                 </w:rPr>
-                <w:alias w:val="СstVAT"/>
-                <w:tag w:val="СstVAT"/>
+                <w:alias w:val="CstVAT"/>
+                <w:tag w:val="CstVAT"/>
                 <w:id w:val="1483039334"/>
                 <w:placeholder>
                   <w:docPart w:val="C9702E97D3FA44278E10A5275E1B2B27"/>
@@ -5273,8 +5273,8 @@
                   <w:szCs w:val="20"/>
                   <w:lang w:val="uk-UA"/>
                 </w:rPr>
-                <w:alias w:val="СstVATType"/>
-                <w:tag w:val="СstVATType"/>
+                <w:alias w:val="CstVATType"/>
+                <w:tag w:val="CstVATType"/>
                 <w:id w:val="25303977"/>
                 <w:placeholder>
                   <w:docPart w:val="C9702E97D3FA44278E10A5275E1B2B27"/>
@@ -5389,8 +5389,8 @@
                   <w:szCs w:val="20"/>
                   <w:lang w:val="uk-UA"/>
                 </w:rPr>
-                <w:alias w:val="СstEmail"/>
-                <w:tag w:val="СstEmail"/>
+                <w:alias w:val="CstEmail"/>
+                <w:tag w:val="CstEmail"/>
                 <w:id w:val="1481886836"/>
                 <w:placeholder>
                   <w:docPart w:val="C9702E97D3FA44278E10A5275E1B2B27"/>
@@ -5980,8 +5980,8 @@
                   <w:szCs w:val="20"/>
                   <w:lang w:val="uk-UA"/>
                 </w:rPr>
-                <w:alias w:val="СstContPerson"/>
-                <w:tag w:val="СstContPerson"/>
+                <w:alias w:val="CstContPerson"/>
+                <w:tag w:val="CstContPerson"/>
                 <w:id w:val="1369100462"/>
                 <w:placeholder>
                   <w:docPart w:val="E71AFD5B6B654391B0C75B6A18A976C3"/>
@@ -6052,8 +6052,8 @@
                   <w:szCs w:val="20"/>
                   <w:lang w:val="uk-UA"/>
                 </w:rPr>
-                <w:alias w:val="СstContPersonPhone"/>
-                <w:tag w:val="СstContPersonPhone"/>
+                <w:alias w:val="CstContPersonPhone"/>
+                <w:tag w:val="CstContPersonPhone"/>
                 <w:id w:val="-1601714209"/>
                 <w:placeholder>
                   <w:docPart w:val="E71AFD5B6B654391B0C75B6A18A976C3"/>
@@ -15864,7 +15864,7 @@
     <w:charset w:val="CC"/>
     <w:family w:val="swiss"/>
     <w:pitch w:val="variable"/>
-    <w:sig w:usb0="E0002AFF" w:usb1="C000247B" w:usb2="00000009" w:usb3="00000000" w:csb0="000001FF" w:csb1="00000000"/>
+    <w:sig w:usb0="E0002EFF" w:usb1="C000247B" w:usb2="00000009" w:usb3="00000000" w:csb0="000001FF" w:csb1="00000000"/>
   </w:font>
   <w:font w:name="Arial Narrow">
     <w:panose1 w:val="020B0606020202030204"/>
@@ -15911,6 +15911,7 @@
     <w:rsid w:val="004D4B6B"/>
     <w:rsid w:val="004D577E"/>
     <w:rsid w:val="006E1A92"/>
+    <w:rsid w:val="007574A1"/>
     <w:rsid w:val="00985B2A"/>
     <w:rsid w:val="009B5BA1"/>
     <w:rsid w:val="009F0F08"/>
@@ -17028,7 +17029,7 @@
 </file>
 
 <file path=customXml/itemProps1.xml><?xml version="1.0" encoding="utf-8"?>
-<ds:datastoreItem xmlns:ds="http://schemas.openxmlformats.org/officeDocument/2006/customXml" ds:itemID="{5071CAB0-12FB-4730-B2E3-E2FBFCFA623D}">
+<ds:datastoreItem xmlns:ds="http://schemas.openxmlformats.org/officeDocument/2006/customXml" ds:itemID="{096671E3-1F53-4F73-A64B-75CE8243363A}">
   <ds:schemaRefs>
     <ds:schemaRef ds:uri="http://schemas.openxmlformats.org/officeDocument/2006/bibliography"/>
   </ds:schemaRefs>
